--- a/lessons/chapters/build/word/BonusB.docx
+++ b/lessons/chapters/build/word/BonusB.docx
@@ -228,23 +228,25 @@
         </w:tc>
       </w:tr>
     </w:tbl>
-    <w:bookmarkStart w:id="11" w:name="part-one---a-second-library"/>
     <w:p>
       <w:pPr>
         <w:pStyle w:val="Heading1"/>
       </w:pPr>
+      <w:bookmarkStart w:id="9" w:name="_47afcaf58c7b2dd6c4a53ea76fb24b553d3e148"/>
       <w:r>
         <w:t xml:space="preserve">Part One - A second library</w:t>
       </w:r>
-    </w:p>
-    <w:bookmarkStart w:id="9" w:name="b.1-installing-the-sound-library"/>
+      <w:bookmarkEnd w:id="9"/>
+    </w:p>
     <w:p>
       <w:pPr>
         <w:pStyle w:val="Heading2"/>
       </w:pPr>
+      <w:bookmarkStart w:id="10" w:name="_0d82c500fc31fd599b8fa2488ad06427b878c81"/>
       <w:r>
         <w:t xml:space="preserve">B.1  Installing the Sound library</w:t>
       </w:r>
+      <w:bookmarkEnd w:id="10"/>
     </w:p>
     <w:p>
       <w:pPr>
@@ -447,15 +449,15 @@
         <w:t xml:space="preserve">.*;</w:t>
       </w:r>
     </w:p>
-    <w:bookmarkEnd w:id="9"/>
-    <w:bookmarkStart w:id="10" w:name="b.2-your-sounds"/>
     <w:p>
       <w:pPr>
         <w:pStyle w:val="Heading2"/>
       </w:pPr>
+      <w:bookmarkStart w:id="11" w:name="_094293cdaf6ca462ead0f59297a910c67c3d872"/>
       <w:r>
         <w:t xml:space="preserve">B.2  Your sounds</w:t>
       </w:r>
+      <w:bookmarkEnd w:id="11"/>
     </w:p>
     <w:p>
       <w:pPr>
@@ -554,25 +556,25 @@
         <w:t xml:space="preserve">, especially for short effects.</w:t>
       </w:r>
     </w:p>
-    <w:bookmarkEnd w:id="10"/>
-    <w:bookmarkEnd w:id="11"/>
-    <w:bookmarkStart w:id="15" w:name="part-two---declare-load-play"/>
     <w:p>
       <w:pPr>
         <w:pStyle w:val="Heading1"/>
       </w:pPr>
+      <w:bookmarkStart w:id="12" w:name="_4f0ad6aa328e76296e328c719563e5fe585d769"/>
       <w:r>
         <w:t xml:space="preserve">Part Two - Declare, load, play</w:t>
       </w:r>
-    </w:p>
-    <w:bookmarkStart w:id="12" w:name="step-1---a-sound-for-a-coin"/>
+      <w:bookmarkEnd w:id="12"/>
+    </w:p>
     <w:p>
       <w:pPr>
         <w:pStyle w:val="Heading2"/>
       </w:pPr>
+      <w:bookmarkStart w:id="13" w:name="_3b11c6249a85706787972e39b4cea4943450b2e"/>
       <w:r>
         <w:t xml:space="preserve">Step 1 - A sound for a coin</w:t>
       </w:r>
+      <w:bookmarkEnd w:id="13"/>
     </w:p>
     <w:p>
       <w:pPr>
@@ -1468,15 +1470,15 @@
         <w:spacing w:before="0" w:after="0" w:line="120" w:lineRule="exact"/>
       </w:pPr>
     </w:p>
-    <w:bookmarkEnd w:id="12"/>
-    <w:bookmarkStart w:id="13" w:name="step-2---a-sound-for-the-end"/>
     <w:p>
       <w:pPr>
         <w:pStyle w:val="Heading2"/>
       </w:pPr>
+      <w:bookmarkStart w:id="14" w:name="_a72fe5aeb5186095e4d0babffd4f47bdc67d47b"/>
       <w:r>
         <w:t xml:space="preserve">Step 2 - A sound for the end</w:t>
       </w:r>
+      <w:bookmarkEnd w:id="14"/>
     </w:p>
     <w:p>
       <w:pPr>
@@ -1753,15 +1755,15 @@
         <w:spacing w:before="0" w:after="0" w:line="120" w:lineRule="exact"/>
       </w:pPr>
     </w:p>
-    <w:bookmarkEnd w:id="13"/>
-    <w:bookmarkStart w:id="14" w:name="step-3---music"/>
     <w:p>
       <w:pPr>
         <w:pStyle w:val="Heading2"/>
       </w:pPr>
+      <w:bookmarkStart w:id="15" w:name="_2ce4973cd8c4df4accf1d3421687f6f4a1eaa45"/>
       <w:r>
         <w:t xml:space="preserve">Step 3 - Music</w:t>
       </w:r>
+      <w:bookmarkEnd w:id="15"/>
     </w:p>
     <w:p>
       <w:pPr>
@@ -2264,25 +2266,25 @@
         <w:t xml:space="preserve">until the balance feels right.</w:t>
       </w:r>
     </w:p>
-    <w:bookmarkEnd w:id="14"/>
-    <w:bookmarkEnd w:id="15"/>
-    <w:bookmarkStart w:id="22" w:name="part-three---where-the-sound-goes"/>
     <w:p>
       <w:pPr>
         <w:pStyle w:val="Heading1"/>
       </w:pPr>
+      <w:bookmarkStart w:id="16" w:name="_4286a5d7ffcc45135fdaf0c6ad7a1279cf82289"/>
       <w:r>
         <w:t xml:space="preserve">Part Three - Where the sound goes</w:t>
       </w:r>
-    </w:p>
-    <w:bookmarkStart w:id="16" w:name="b.3-the-real-skill"/>
+      <w:bookmarkEnd w:id="16"/>
+    </w:p>
     <w:p>
       <w:pPr>
         <w:pStyle w:val="Heading2"/>
       </w:pPr>
+      <w:bookmarkStart w:id="17" w:name="_bf407fef709876aa59147c0a3479e3b91e3b4a3"/>
       <w:r>
         <w:t xml:space="preserve">B.3  The real skill</w:t>
       </w:r>
+      <w:bookmarkEnd w:id="17"/>
     </w:p>
     <w:p>
       <w:pPr>
@@ -2517,6 +2519,117 @@
       <w:r>
         <w:t xml:space="preserve">whole time.</w:t>
       </w:r>
+    </w:p>
+    <w:tbl>
+      <w:tblPr>
+        <w:tblW w:w="9360" w:type="dxa"/>
+        <w:tblInd w:w="92" w:type="dxa"/>
+        <w:tblLayout w:type="fixed"/>
+        <w:tblBorders>
+          <w:top w:val="nil"/>
+          <w:left w:val="nil"/>
+          <w:bottom w:val="nil"/>
+          <w:right w:val="nil"/>
+          <w:insideH w:val="nil"/>
+          <w:insideV w:val="nil"/>
+        </w:tblBorders>
+        <w:tblCellMar>
+          <w:top w:w="0" w:type="dxa"/>
+          <w:left w:w="200" w:type="dxa"/>
+          <w:bottom w:w="0" w:type="dxa"/>
+          <w:right w:w="200" w:type="dxa"/>
+        </w:tblCellMar>
+        <w:tblLook w:val="0000" w:firstRow="0" w:lastRow="0" w:firstColumn="0" w:lastColumn="0" w:noHBand="1" w:noVBand="1"/>
+      </w:tblPr>
+      <w:tblGrid>
+        <w:gridCol w:w="9360"/>
+      </w:tblGrid>
+      <w:tr>
+        <w:trPr>
+          <w:cantSplit/>
+        </w:trPr>
+        <w:tc>
+          <w:tcPr>
+            <w:tcW w:w="9360" w:type="dxa"/>
+            <w:tcBorders>
+              <w:top w:val="single" w:sz="4" w:space="0" w:color="F0C9C4"/>
+              <w:left w:val="single" w:sz="36" w:space="0" w:color="B4382C"/>
+              <w:bottom w:val="single" w:sz="4" w:space="0" w:color="F0C9C4"/>
+              <w:right w:val="single" w:sz="4" w:space="0" w:color="F0C9C4"/>
+            </w:tcBorders>
+            <w:shd w:val="clear" w:color="auto" w:fill="FDF2F1"/>
+            <w:tcMar>
+              <w:top w:w="60" w:type="dxa"/>
+              <w:bottom w:w="60" w:type="dxa"/>
+            </w:tcMar>
+          </w:tcPr>
+          <w:p>
+            <w:pPr>
+              <w:pStyle w:val="FirstParagraph"/>
+            </w:pPr>
+            <w:r>
+              <w:rPr>
+                <w:b/>
+                <w:bCs/>
+              </w:rPr>
+              <w:t xml:space="preserve">Watch out.</w:t>
+            </w:r>
+            <w:r>
+              <w:t xml:space="preserve">  Put</w:t>
+            </w:r>
+            <w:r>
+              <w:t xml:space="preserve"> </w:t>
+            </w:r>
+            <w:r>
+              <w:rPr>
+                <w:rStyle w:val="VerbatimChar"/>
+              </w:rPr>
+              <w:t xml:space="preserve">collectSound.play();</w:t>
+            </w:r>
+            <w:r>
+              <w:t xml:space="preserve"> </w:t>
+            </w:r>
+            <w:r>
+              <w:t xml:space="preserve">in</w:t>
+            </w:r>
+            <w:r>
+              <w:t xml:space="preserve"> </w:t>
+            </w:r>
+            <w:r>
+              <w:rPr>
+                <w:rStyle w:val="VerbatimChar"/>
+              </w:rPr>
+              <w:t xml:space="preserve">draw()</w:t>
+            </w:r>
+            <w:r>
+              <w:t xml:space="preserve">, outside any</w:t>
+            </w:r>
+            <w:r>
+              <w:t xml:space="preserve"> </w:t>
+            </w:r>
+            <w:r>
+              <w:rPr>
+                <w:rStyle w:val="VerbatimChar"/>
+              </w:rPr>
+              <w:t xml:space="preserve">if</w:t>
+            </w:r>
+            <w:r>
+              <w:t xml:space="preserve">, and it</w:t>
+            </w:r>
+            <w:r>
+              <w:t xml:space="preserve"> </w:t>
+            </w:r>
+            <w:r>
+              <w:t xml:space="preserve">starts over sixty times a second.  It sounds like a machine gun.</w:t>
+            </w:r>
+          </w:p>
+        </w:tc>
+      </w:tr>
+    </w:tbl>
+    <w:p>
+      <w:pPr>
+        <w:spacing w:before="0" w:after="0" w:line="120" w:lineRule="exact"/>
+      </w:pPr>
     </w:p>
     <w:tbl>
       <w:tblPr>
@@ -2573,7 +2686,7 @@
               <w:t xml:space="preserve">Watch out.</w:t>
             </w:r>
             <w:r>
-              <w:t xml:space="preserve">  Put</w:t>
+              <w:t xml:space="preserve">  Use</w:t>
             </w:r>
             <w:r>
               <w:t xml:space="preserve"> </w:t>
@@ -2582,13 +2695,13 @@
               <w:rPr>
                 <w:rStyle w:val="VerbatimChar"/>
               </w:rPr>
-              <w:t xml:space="preserve">collectSound.play();</w:t>
-            </w:r>
-            <w:r>
-              <w:t xml:space="preserve"> </w:t>
-            </w:r>
-            <w:r>
-              <w:t xml:space="preserve">in</w:t>
+              <w:t xml:space="preserve">loop()</w:t>
+            </w:r>
+            <w:r>
+              <w:t xml:space="preserve"> </w:t>
+            </w:r>
+            <w:r>
+              <w:t xml:space="preserve">for a coin's ding, and it dings forever. </w:t>
             </w:r>
             <w:r>
               <w:t xml:space="preserve"> </w:t>
@@ -2597,28 +2710,19 @@
               <w:rPr>
                 <w:rStyle w:val="VerbatimChar"/>
               </w:rPr>
-              <w:t xml:space="preserve">draw()</w:t>
-            </w:r>
-            <w:r>
-              <w:t xml:space="preserve">, outside any</w:t>
-            </w:r>
-            <w:r>
-              <w:t xml:space="preserve"> </w:t>
-            </w:r>
-            <w:r>
-              <w:rPr>
-                <w:rStyle w:val="VerbatimChar"/>
-              </w:rPr>
-              <w:t xml:space="preserve">if</w:t>
-            </w:r>
-            <w:r>
-              <w:t xml:space="preserve">, and it</w:t>
-            </w:r>
-            <w:r>
-              <w:t xml:space="preserve"> </w:t>
-            </w:r>
-            <w:r>
-              <w:t xml:space="preserve">starts over sixty times a second.  It sounds like a machine gun.</w:t>
+              <w:t xml:space="preserve">loop()</w:t>
+            </w:r>
+            <w:r>
+              <w:t xml:space="preserve"> </w:t>
+            </w:r>
+            <w:r>
+              <w:t xml:space="preserve">is</w:t>
+            </w:r>
+            <w:r>
+              <w:t xml:space="preserve"> </w:t>
+            </w:r>
+            <w:r>
+              <w:t xml:space="preserve">for music.</w:t>
             </w:r>
           </w:p>
         </w:tc>
@@ -2628,6 +2732,270 @@
       <w:pPr>
         <w:spacing w:before="0" w:after="0" w:line="120" w:lineRule="exact"/>
       </w:pPr>
+    </w:p>
+    <w:p>
+      <w:pPr>
+        <w:pStyle w:val="Heading2"/>
+      </w:pPr>
+      <w:bookmarkStart w:id="18" w:name="_2257dda601275de0da03b138af833450dc4c8ee"/>
+      <w:r>
+        <w:t xml:space="preserve">B.4  Make it yours</w:t>
+      </w:r>
+      <w:bookmarkEnd w:id="18"/>
+    </w:p>
+    <w:p>
+      <w:pPr>
+        <w:pStyle w:val="FirstParagraph"/>
+      </w:pPr>
+      <w:r>
+        <w:rPr>
+          <w:b/>
+          <w:bCs/>
+        </w:rPr>
+        <w:t xml:space="preserve">Your turn.</w:t>
+      </w:r>
+      <w:r>
+        <w:t xml:space="preserve">  Choose sounds that fit your world.  A cartoon boing in a space</w:t>
+      </w:r>
+      <w:r>
+        <w:t xml:space="preserve"> </w:t>
+      </w:r>
+      <w:r>
+        <w:t xml:space="preserve">game is a choice.  Make sure it's one you meant.</w:t>
+      </w:r>
+    </w:p>
+    <w:p>
+      <w:pPr>
+        <w:pStyle w:val="BodyText"/>
+      </w:pPr>
+      <w:r>
+        <w:rPr>
+          <w:b/>
+          <w:bCs/>
+        </w:rPr>
+        <w:t xml:space="preserve">Your turn.</w:t>
+      </w:r>
+      <w:r>
+        <w:t xml:space="preserve"> </w:t>
+      </w:r>
+      <w:r>
+        <w:t xml:space="preserve"> </w:t>
+      </w:r>
+      <w:r>
+        <w:rPr>
+          <w:b/>
+          <w:bCs/>
+        </w:rPr>
+        <w:t xml:space="preserve">Optional:</w:t>
+      </w:r>
+      <w:r>
+        <w:t xml:space="preserve">  any of these.</w:t>
+      </w:r>
+    </w:p>
+    <w:p>
+      <w:pPr>
+        <w:pStyle w:val="Compact"/>
+        <w:numPr>
+          <w:ilvl w:val="0"/>
+          <w:numId w:val="1001"/>
+        </w:numPr>
+      </w:pPr>
+      <w:r>
+        <w:t xml:space="preserve">A sound for a click, or for a key.  It goes in</w:t>
+      </w:r>
+      <w:r>
+        <w:t xml:space="preserve"> </w:t>
+      </w:r>
+      <w:r>
+        <w:rPr>
+          <w:rStyle w:val="VerbatimChar"/>
+        </w:rPr>
+        <w:t xml:space="preserve">mousePressed()</w:t>
+      </w:r>
+      <w:r>
+        <w:t xml:space="preserve"> </w:t>
+      </w:r>
+      <w:r>
+        <w:t xml:space="preserve">or</w:t>
+      </w:r>
+      <w:r>
+        <w:t xml:space="preserve"> </w:t>
+      </w:r>
+      <w:r>
+        <w:rPr>
+          <w:rStyle w:val="VerbatimChar"/>
+        </w:rPr>
+        <w:t xml:space="preserve">keyPressed()</w:t>
+      </w:r>
+      <w:r>
+        <w:t xml:space="preserve">.</w:t>
+      </w:r>
+    </w:p>
+    <w:p>
+      <w:pPr>
+        <w:pStyle w:val="Compact"/>
+        <w:numPr>
+          <w:ilvl w:val="0"/>
+          <w:numId w:val="1001"/>
+        </w:numPr>
+      </w:pPr>
+      <w:r>
+        <w:t xml:space="preserve">A sound at a score milestone: </w:t>
+      </w:r>
+      <w:r>
+        <w:t xml:space="preserve"> </w:t>
+      </w:r>
+      <w:r>
+        <w:rPr>
+          <w:rStyle w:val="VerbatimChar"/>
+        </w:rPr>
+        <w:t xml:space="preserve">if (score == 10) { levelUpSound.play(); }</w:t>
+      </w:r>
+      <w:r>
+        <w:t xml:space="preserve">,</w:t>
+      </w:r>
+      <w:r>
+        <w:t xml:space="preserve"> </w:t>
+      </w:r>
+      <w:r>
+        <w:t xml:space="preserve">inside the coin's</w:t>
+      </w:r>
+      <w:r>
+        <w:t xml:space="preserve"> </w:t>
+      </w:r>
+      <w:r>
+        <w:rPr>
+          <w:rStyle w:val="VerbatimChar"/>
+        </w:rPr>
+        <w:t xml:space="preserve">if</w:t>
+      </w:r>
+      <w:r>
+        <w:t xml:space="preserve">, right after the point.</w:t>
+      </w:r>
+    </w:p>
+    <w:p>
+      <w:pPr>
+        <w:pStyle w:val="Compact"/>
+        <w:numPr>
+          <w:ilvl w:val="0"/>
+          <w:numId w:val="1001"/>
+        </w:numPr>
+      </w:pPr>
+      <w:r>
+        <w:t xml:space="preserve">Fix the machine gun.  When collisions come fast,</w:t>
+      </w:r>
+      <w:r>
+        <w:t xml:space="preserve"> </w:t>
+      </w:r>
+      <w:r>
+        <w:rPr>
+          <w:rStyle w:val="VerbatimChar"/>
+        </w:rPr>
+        <w:t xml:space="preserve">play()</w:t>
+      </w:r>
+      <w:r>
+        <w:t xml:space="preserve"> </w:t>
+      </w:r>
+      <w:r>
+        <w:t xml:space="preserve">restarts over and</w:t>
+      </w:r>
+      <w:r>
+        <w:t xml:space="preserve"> </w:t>
+      </w:r>
+      <w:r>
+        <w:t xml:space="preserve">over, and the sound stutters.  Guard it, so it only starts when it isn't</w:t>
+      </w:r>
+      <w:r>
+        <w:t xml:space="preserve"> </w:t>
+      </w:r>
+      <w:r>
+        <w:t xml:space="preserve">already playing:</w:t>
+      </w:r>
+    </w:p>
+    <w:p>
+      <w:pPr>
+        <w:pStyle w:val="SourceCode"/>
+      </w:pPr>
+      <w:r>
+        <w:rPr>
+          <w:rStyle w:val="NormalTok"/>
+        </w:rPr>
+        <w:t xml:space="preserve">    </w:t>
+      </w:r>
+      <w:r>
+        <w:rPr>
+          <w:rStyle w:val="ControlFlowTok"/>
+        </w:rPr>
+        <w:t xml:space="preserve">if</w:t>
+      </w:r>
+      <w:r>
+        <w:rPr>
+          <w:rStyle w:val="NormalTok"/>
+        </w:rPr>
+        <w:t xml:space="preserve"> </w:t>
+      </w:r>
+      <w:r>
+        <w:rPr>
+          <w:rStyle w:val="OperatorTok"/>
+        </w:rPr>
+        <w:t xml:space="preserve">(!</w:t>
+      </w:r>
+      <w:r>
+        <w:rPr>
+          <w:rStyle w:val="NormalTok"/>
+        </w:rPr>
+        <w:t xml:space="preserve">collectSound</w:t>
+      </w:r>
+      <w:r>
+        <w:rPr>
+          <w:rStyle w:val="OperatorTok"/>
+        </w:rPr>
+        <w:t xml:space="preserve">.</w:t>
+      </w:r>
+      <w:r>
+        <w:rPr>
+          <w:rStyle w:val="FunctionTok"/>
+        </w:rPr>
+        <w:t xml:space="preserve">isPlaying</w:t>
+      </w:r>
+      <w:r>
+        <w:rPr>
+          <w:rStyle w:val="OperatorTok"/>
+        </w:rPr>
+        <w:t xml:space="preserve">())</w:t>
+      </w:r>
+      <w:r>
+        <w:rPr>
+          <w:rStyle w:val="NormalTok"/>
+        </w:rPr>
+        <w:t xml:space="preserve"> collectSound</w:t>
+      </w:r>
+      <w:r>
+        <w:rPr>
+          <w:rStyle w:val="OperatorTok"/>
+        </w:rPr>
+        <w:t xml:space="preserve">.</w:t>
+      </w:r>
+      <w:r>
+        <w:rPr>
+          <w:rStyle w:val="FunctionTok"/>
+        </w:rPr>
+        <w:t xml:space="preserve">play</w:t>
+      </w:r>
+      <w:r>
+        <w:rPr>
+          <w:rStyle w:val="OperatorTok"/>
+        </w:rPr>
+        <w:t xml:space="preserve">();</w:t>
+      </w:r>
+    </w:p>
+    <w:p>
+      <w:pPr>
+        <w:pStyle w:val="KeepWithNext"/>
+      </w:pPr>
+      <w:r>
+        <w:t xml:space="preserve">Then decide which version you like.  Sometimes the stutter is the right choice.</w:t>
+      </w:r>
     </w:p>
     <w:tbl>
       <w:tblPr>
@@ -2674,7 +3042,7 @@
           </w:tcPr>
           <w:p>
             <w:pPr>
-              <w:pStyle w:val="BodyText"/>
+              <w:pStyle w:val="FirstParagraph"/>
             </w:pPr>
             <w:r>
               <w:rPr>
@@ -2684,7 +3052,7 @@
               <w:t xml:space="preserve">Watch out.</w:t>
             </w:r>
             <w:r>
-              <w:t xml:space="preserve">  Use</w:t>
+              <w:t xml:space="preserve">  When you hand in your sketch, zip the whole folder,</w:t>
             </w:r>
             <w:r>
               <w:t xml:space="preserve"> </w:t>
@@ -2693,34 +3061,25 @@
               <w:rPr>
                 <w:rStyle w:val="VerbatimChar"/>
               </w:rPr>
-              <w:t xml:space="preserve">loop()</w:t>
-            </w:r>
-            <w:r>
-              <w:t xml:space="preserve"> </w:t>
-            </w:r>
-            <w:r>
-              <w:t xml:space="preserve">for a coin's ding, and it dings forever. </w:t>
-            </w:r>
-            <w:r>
-              <w:t xml:space="preserve"> </w:t>
-            </w:r>
-            <w:r>
-              <w:rPr>
-                <w:rStyle w:val="VerbatimChar"/>
-              </w:rPr>
-              <w:t xml:space="preserve">loop()</w:t>
-            </w:r>
-            <w:r>
-              <w:t xml:space="preserve"> </w:t>
-            </w:r>
-            <w:r>
-              <w:t xml:space="preserve">is</w:t>
-            </w:r>
-            <w:r>
-              <w:t xml:space="preserve"> </w:t>
-            </w:r>
-            <w:r>
-              <w:t xml:space="preserve">for music.</w:t>
+              <w:t xml:space="preserve">data</w:t>
+            </w:r>
+            <w:r>
+              <w:t xml:space="preserve"> </w:t>
+            </w:r>
+            <w:r>
+              <w:t xml:space="preserve">and</w:t>
+            </w:r>
+            <w:r>
+              <w:t xml:space="preserve"> </w:t>
+            </w:r>
+            <w:r>
+              <w:t xml:space="preserve">all, or nobody hears a thing.  Short music loops keep the folder small.  A</w:t>
+            </w:r>
+            <w:r>
+              <w:t xml:space="preserve"> </w:t>
+            </w:r>
+            <w:r>
+              <w:t xml:space="preserve">four-minute song makes it huge.</w:t>
             </w:r>
           </w:p>
         </w:tc>
@@ -2731,363 +3090,6 @@
         <w:spacing w:before="0" w:after="0" w:line="120" w:lineRule="exact"/>
       </w:pPr>
     </w:p>
-    <w:bookmarkEnd w:id="16"/>
-    <w:bookmarkStart w:id="17" w:name="b.4-make-it-yours"/>
-    <w:p>
-      <w:pPr>
-        <w:pStyle w:val="Heading2"/>
-      </w:pPr>
-      <w:r>
-        <w:t xml:space="preserve">B.4  Make it yours</w:t>
-      </w:r>
-    </w:p>
-    <w:p>
-      <w:pPr>
-        <w:pStyle w:val="FirstParagraph"/>
-      </w:pPr>
-      <w:r>
-        <w:rPr>
-          <w:b/>
-          <w:bCs/>
-        </w:rPr>
-        <w:t xml:space="preserve">Your turn.</w:t>
-      </w:r>
-      <w:r>
-        <w:t xml:space="preserve">  Choose sounds that fit your world.  A cartoon boing in a space</w:t>
-      </w:r>
-      <w:r>
-        <w:t xml:space="preserve"> </w:t>
-      </w:r>
-      <w:r>
-        <w:t xml:space="preserve">game is a choice.  Make sure it's one you meant.</w:t>
-      </w:r>
-    </w:p>
-    <w:p>
-      <w:pPr>
-        <w:pStyle w:val="BodyText"/>
-      </w:pPr>
-      <w:r>
-        <w:rPr>
-          <w:b/>
-          <w:bCs/>
-        </w:rPr>
-        <w:t xml:space="preserve">Your turn.</w:t>
-      </w:r>
-      <w:r>
-        <w:t xml:space="preserve"> </w:t>
-      </w:r>
-      <w:r>
-        <w:t xml:space="preserve"> </w:t>
-      </w:r>
-      <w:r>
-        <w:rPr>
-          <w:b/>
-          <w:bCs/>
-        </w:rPr>
-        <w:t xml:space="preserve">Optional:</w:t>
-      </w:r>
-      <w:r>
-        <w:t xml:space="preserve">  any of these.</w:t>
-      </w:r>
-    </w:p>
-    <w:p>
-      <w:pPr>
-        <w:pStyle w:val="Compact"/>
-        <w:numPr>
-          <w:ilvl w:val="0"/>
-          <w:numId w:val="1001"/>
-        </w:numPr>
-      </w:pPr>
-      <w:r>
-        <w:t xml:space="preserve">A sound for a click, or for a key.  It goes in</w:t>
-      </w:r>
-      <w:r>
-        <w:t xml:space="preserve"> </w:t>
-      </w:r>
-      <w:r>
-        <w:rPr>
-          <w:rStyle w:val="VerbatimChar"/>
-        </w:rPr>
-        <w:t xml:space="preserve">mousePressed()</w:t>
-      </w:r>
-      <w:r>
-        <w:t xml:space="preserve"> </w:t>
-      </w:r>
-      <w:r>
-        <w:t xml:space="preserve">or</w:t>
-      </w:r>
-      <w:r>
-        <w:t xml:space="preserve"> </w:t>
-      </w:r>
-      <w:r>
-        <w:rPr>
-          <w:rStyle w:val="VerbatimChar"/>
-        </w:rPr>
-        <w:t xml:space="preserve">keyPressed()</w:t>
-      </w:r>
-      <w:r>
-        <w:t xml:space="preserve">.</w:t>
-      </w:r>
-    </w:p>
-    <w:p>
-      <w:pPr>
-        <w:pStyle w:val="Compact"/>
-        <w:numPr>
-          <w:ilvl w:val="0"/>
-          <w:numId w:val="1001"/>
-        </w:numPr>
-      </w:pPr>
-      <w:r>
-        <w:t xml:space="preserve">A sound at a score milestone: </w:t>
-      </w:r>
-      <w:r>
-        <w:t xml:space="preserve"> </w:t>
-      </w:r>
-      <w:r>
-        <w:rPr>
-          <w:rStyle w:val="VerbatimChar"/>
-        </w:rPr>
-        <w:t xml:space="preserve">if (score == 10) { levelUpSound.play(); }</w:t>
-      </w:r>
-      <w:r>
-        <w:t xml:space="preserve">,</w:t>
-      </w:r>
-      <w:r>
-        <w:t xml:space="preserve"> </w:t>
-      </w:r>
-      <w:r>
-        <w:t xml:space="preserve">inside the coin's</w:t>
-      </w:r>
-      <w:r>
-        <w:t xml:space="preserve"> </w:t>
-      </w:r>
-      <w:r>
-        <w:rPr>
-          <w:rStyle w:val="VerbatimChar"/>
-        </w:rPr>
-        <w:t xml:space="preserve">if</w:t>
-      </w:r>
-      <w:r>
-        <w:t xml:space="preserve">, right after the point.</w:t>
-      </w:r>
-    </w:p>
-    <w:p>
-      <w:pPr>
-        <w:pStyle w:val="Compact"/>
-        <w:numPr>
-          <w:ilvl w:val="0"/>
-          <w:numId w:val="1001"/>
-        </w:numPr>
-      </w:pPr>
-      <w:r>
-        <w:t xml:space="preserve">Fix the machine gun.  When collisions come fast,</w:t>
-      </w:r>
-      <w:r>
-        <w:t xml:space="preserve"> </w:t>
-      </w:r>
-      <w:r>
-        <w:rPr>
-          <w:rStyle w:val="VerbatimChar"/>
-        </w:rPr>
-        <w:t xml:space="preserve">play()</w:t>
-      </w:r>
-      <w:r>
-        <w:t xml:space="preserve"> </w:t>
-      </w:r>
-      <w:r>
-        <w:t xml:space="preserve">restarts over and</w:t>
-      </w:r>
-      <w:r>
-        <w:t xml:space="preserve"> </w:t>
-      </w:r>
-      <w:r>
-        <w:t xml:space="preserve">over, and the sound stutters.  Guard it, so it only starts when it isn't</w:t>
-      </w:r>
-      <w:r>
-        <w:t xml:space="preserve"> </w:t>
-      </w:r>
-      <w:r>
-        <w:t xml:space="preserve">already playing:</w:t>
-      </w:r>
-    </w:p>
-    <w:p>
-      <w:pPr>
-        <w:pStyle w:val="SourceCode"/>
-      </w:pPr>
-      <w:r>
-        <w:rPr>
-          <w:rStyle w:val="NormalTok"/>
-        </w:rPr>
-        <w:t xml:space="preserve">    </w:t>
-      </w:r>
-      <w:r>
-        <w:rPr>
-          <w:rStyle w:val="ControlFlowTok"/>
-        </w:rPr>
-        <w:t xml:space="preserve">if</w:t>
-      </w:r>
-      <w:r>
-        <w:rPr>
-          <w:rStyle w:val="NormalTok"/>
-        </w:rPr>
-        <w:t xml:space="preserve"> </w:t>
-      </w:r>
-      <w:r>
-        <w:rPr>
-          <w:rStyle w:val="OperatorTok"/>
-        </w:rPr>
-        <w:t xml:space="preserve">(!</w:t>
-      </w:r>
-      <w:r>
-        <w:rPr>
-          <w:rStyle w:val="NormalTok"/>
-        </w:rPr>
-        <w:t xml:space="preserve">collectSound</w:t>
-      </w:r>
-      <w:r>
-        <w:rPr>
-          <w:rStyle w:val="OperatorTok"/>
-        </w:rPr>
-        <w:t xml:space="preserve">.</w:t>
-      </w:r>
-      <w:r>
-        <w:rPr>
-          <w:rStyle w:val="FunctionTok"/>
-        </w:rPr>
-        <w:t xml:space="preserve">isPlaying</w:t>
-      </w:r>
-      <w:r>
-        <w:rPr>
-          <w:rStyle w:val="OperatorTok"/>
-        </w:rPr>
-        <w:t xml:space="preserve">())</w:t>
-      </w:r>
-      <w:r>
-        <w:rPr>
-          <w:rStyle w:val="NormalTok"/>
-        </w:rPr>
-        <w:t xml:space="preserve"> collectSound</w:t>
-      </w:r>
-      <w:r>
-        <w:rPr>
-          <w:rStyle w:val="OperatorTok"/>
-        </w:rPr>
-        <w:t xml:space="preserve">.</w:t>
-      </w:r>
-      <w:r>
-        <w:rPr>
-          <w:rStyle w:val="FunctionTok"/>
-        </w:rPr>
-        <w:t xml:space="preserve">play</w:t>
-      </w:r>
-      <w:r>
-        <w:rPr>
-          <w:rStyle w:val="OperatorTok"/>
-        </w:rPr>
-        <w:t xml:space="preserve">();</w:t>
-      </w:r>
-    </w:p>
-    <w:p>
-      <w:pPr>
-        <w:pStyle w:val="KeepWithNext"/>
-      </w:pPr>
-      <w:r>
-        <w:t xml:space="preserve">Then decide which version you like.  Sometimes the stutter is the right choice.</w:t>
-      </w:r>
-    </w:p>
-    <w:tbl>
-      <w:tblPr>
-        <w:tblW w:w="9360" w:type="dxa"/>
-        <w:tblInd w:w="92" w:type="dxa"/>
-        <w:tblLayout w:type="fixed"/>
-        <w:tblBorders>
-          <w:top w:val="nil"/>
-          <w:left w:val="nil"/>
-          <w:bottom w:val="nil"/>
-          <w:right w:val="nil"/>
-          <w:insideH w:val="nil"/>
-          <w:insideV w:val="nil"/>
-        </w:tblBorders>
-        <w:tblCellMar>
-          <w:top w:w="0" w:type="dxa"/>
-          <w:left w:w="200" w:type="dxa"/>
-          <w:bottom w:w="0" w:type="dxa"/>
-          <w:right w:w="200" w:type="dxa"/>
-        </w:tblCellMar>
-        <w:tblLook w:val="0000" w:firstRow="0" w:lastRow="0" w:firstColumn="0" w:lastColumn="0" w:noHBand="1" w:noVBand="1"/>
-      </w:tblPr>
-      <w:tblGrid>
-        <w:gridCol w:w="9360"/>
-      </w:tblGrid>
-      <w:tr>
-        <w:trPr>
-          <w:cantSplit/>
-        </w:trPr>
-        <w:tc>
-          <w:tcPr>
-            <w:tcW w:w="9360" w:type="dxa"/>
-            <w:tcBorders>
-              <w:top w:val="single" w:sz="4" w:space="0" w:color="F0C9C4"/>
-              <w:left w:val="single" w:sz="36" w:space="0" w:color="B4382C"/>
-              <w:bottom w:val="single" w:sz="4" w:space="0" w:color="F0C9C4"/>
-              <w:right w:val="single" w:sz="4" w:space="0" w:color="F0C9C4"/>
-            </w:tcBorders>
-            <w:shd w:val="clear" w:color="auto" w:fill="FDF2F1"/>
-            <w:tcMar>
-              <w:top w:w="60" w:type="dxa"/>
-              <w:bottom w:w="60" w:type="dxa"/>
-            </w:tcMar>
-          </w:tcPr>
-          <w:p>
-            <w:pPr>
-              <w:pStyle w:val="BodyText"/>
-            </w:pPr>
-            <w:r>
-              <w:rPr>
-                <w:b/>
-                <w:bCs/>
-              </w:rPr>
-              <w:t xml:space="preserve">Watch out.</w:t>
-            </w:r>
-            <w:r>
-              <w:t xml:space="preserve">  When you hand in your sketch, zip the whole folder,</w:t>
-            </w:r>
-            <w:r>
-              <w:t xml:space="preserve"> </w:t>
-            </w:r>
-            <w:r>
-              <w:rPr>
-                <w:rStyle w:val="VerbatimChar"/>
-              </w:rPr>
-              <w:t xml:space="preserve">data</w:t>
-            </w:r>
-            <w:r>
-              <w:t xml:space="preserve"> </w:t>
-            </w:r>
-            <w:r>
-              <w:t xml:space="preserve">and</w:t>
-            </w:r>
-            <w:r>
-              <w:t xml:space="preserve"> </w:t>
-            </w:r>
-            <w:r>
-              <w:t xml:space="preserve">all, or nobody hears a thing.  Short music loops keep the folder small.  A</w:t>
-            </w:r>
-            <w:r>
-              <w:t xml:space="preserve"> </w:t>
-            </w:r>
-            <w:r>
-              <w:t xml:space="preserve">four-minute song makes it huge.</w:t>
-            </w:r>
-          </w:p>
-        </w:tc>
-      </w:tr>
-    </w:tbl>
-    <w:p>
-      <w:pPr>
-        <w:spacing w:before="0" w:after="0" w:line="120" w:lineRule="exact"/>
-      </w:pPr>
-    </w:p>
     <w:p>
       <w:r>
         <w:pict>
@@ -3095,15 +3097,15 @@
         </w:pict>
       </w:r>
     </w:p>
-    <w:bookmarkEnd w:id="17"/>
-    <w:bookmarkStart w:id="21" w:name="chapter-summary"/>
     <w:p>
       <w:pPr>
         <w:pStyle w:val="Heading2"/>
       </w:pPr>
+      <w:bookmarkStart w:id="19" w:name="_756eed4fa0751524c5b578eece8efd34a11981f"/>
       <w:r>
         <w:t xml:space="preserve">Chapter summary</w:t>
       </w:r>
+      <w:bookmarkEnd w:id="19"/>
     </w:p>
     <w:tbl>
       <w:tblPr>
@@ -3362,14 +3364,15 @@
         </w:tc>
       </w:tr>
     </w:tbl>
-    <w:bookmarkStart w:id="18" w:name="new-syntax-in-this-chapter"/>
     <w:p>
       <w:pPr>
         <w:pStyle w:val="Heading3"/>
       </w:pPr>
+      <w:bookmarkStart w:id="20" w:name="_5dc73f788cf3617f359e6c7776c2b190c21c786"/>
       <w:r>
         <w:t xml:space="preserve">New syntax in this chapter</w:t>
       </w:r>
+      <w:bookmarkEnd w:id="20"/>
     </w:p>
     <w:tbl>
       <w:tblPr>
@@ -3606,15 +3609,15 @@
         </w:tc>
       </w:tr>
     </w:tbl>
-    <w:bookmarkEnd w:id="18"/>
-    <w:bookmarkStart w:id="19" w:name="vocabulary"/>
     <w:p>
       <w:pPr>
         <w:pStyle w:val="Heading3"/>
       </w:pPr>
+      <w:bookmarkStart w:id="21" w:name="_vocabulary"/>
       <w:r>
         <w:t xml:space="preserve">Vocabulary</w:t>
       </w:r>
+      <w:bookmarkEnd w:id="21"/>
     </w:p>
     <w:p>
       <w:pPr>
@@ -3710,15 +3713,15 @@
         <w:t xml:space="preserve">-- stops a sound.  (Step 3)</w:t>
       </w:r>
     </w:p>
-    <w:bookmarkEnd w:id="19"/>
-    <w:bookmarkStart w:id="20" w:name="check-your-understanding"/>
     <w:p>
       <w:pPr>
         <w:pStyle w:val="Heading3"/>
       </w:pPr>
+      <w:bookmarkStart w:id="22" w:name="_e8b5ca3bdd124de88893e49f226868b8cccfada"/>
       <w:r>
         <w:t xml:space="preserve">Check your understanding</w:t>
       </w:r>
+      <w:bookmarkEnd w:id="22"/>
     </w:p>
     <w:p>
       <w:pPr>
@@ -3840,12 +3843,9 @@
         <w:t xml:space="preserve">do?</w:t>
       </w:r>
     </w:p>
-    <w:bookmarkEnd w:id="20"/>
-    <w:bookmarkEnd w:id="21"/>
-    <w:bookmarkEnd w:id="22"/>
     <w:sectPr>
-      <w:pgSz w:h="15840" w:w="12240"/>
-      <w:pgMar w:bottom="1440" w:footer="720" w:gutter="0" w:header="720" w:left="1440" w:right="1440" w:top="1440"/>
+      <w:pgSz w:w="12240" w:h="15840"/>
+      <w:pgMar w:top="1440" w:right="1440" w:bottom="1440" w:left="1440" w:header="720" w:footer="720" w:gutter="0"/>
       <w:footnotePr>
         <w:numRestart w:val="eachSect"/>
       </w:footnotePr>
@@ -4187,10 +4187,10 @@
   <w:docDefaults>
     <w:rPrDefault>
       <w:rPr>
-        <w:rFonts w:ascii="Calibri" w:cs="Calibri" w:eastAsia="Calibri" w:hAnsi="Calibri"/>
+        <w:rFonts w:ascii="Calibri" w:hAnsi="Calibri" w:eastAsia="Calibri" w:cs="Calibri"/>
         <w:sz w:val="22"/>
         <w:szCs w:val="22"/>
-        <w:lang w:bidi="ar-SA" w:eastAsia="zh-CN" w:val="en-US"/>
+        <w:lang w:val="en-US" w:eastAsia="zh-CN" w:bidi="ar-SA"/>
       </w:rPr>
     </w:rPrDefault>
     <w:pPrDefault>
@@ -4199,61 +4199,61 @@
       </w:pPr>
     </w:pPrDefault>
   </w:docDefaults>
-  <w:latentStyles w:count="276" w:defLockedState="0" w:defQFormat="0" w:defSemiHidden="0" w:defUIPriority="0" w:defUnhideWhenUsed="0"/>
-  <w:style w:default="1" w:styleId="Normal" w:type="paragraph">
+  <w:latentStyles w:defLockedState="0" w:defUIPriority="0" w:defSemiHidden="0" w:defUnhideWhenUsed="0" w:defQFormat="0" w:count="276"/>
+  <w:style w:type="paragraph" w:default="1" w:styleId="Normal">
     <w:name w:val="Normal"/>
     <w:qFormat/>
   </w:style>
-  <w:style w:styleId="BodyText" w:type="paragraph">
+  <w:style w:type="paragraph" w:styleId="BodyText">
     <w:name w:val="Body Text"/>
     <w:basedOn w:val="Normal"/>
     <w:link w:val="BodyTextChar"/>
     <w:qFormat/>
     <w:pPr>
-      <w:spacing w:after="180" w:before="180"/>
+      <w:spacing w:before="180" w:after="180"/>
     </w:pPr>
   </w:style>
-  <w:style w:customStyle="1" w:styleId="FirstParagraph" w:type="paragraph">
+  <w:style w:type="paragraph" w:customStyle="1" w:styleId="FirstParagraph">
     <w:name w:val="First Paragraph"/>
     <w:basedOn w:val="BodyText"/>
     <w:next w:val="BodyText"/>
     <w:qFormat/>
   </w:style>
-  <w:style w:customStyle="1" w:styleId="Compact" w:type="paragraph">
+  <w:style w:type="paragraph" w:customStyle="1" w:styleId="Compact">
     <w:name w:val="Compact"/>
     <w:basedOn w:val="BodyText"/>
     <w:qFormat/>
     <w:pPr>
-      <w:spacing w:after="36" w:before="36"/>
+      <w:spacing w:before="36" w:after="36"/>
     </w:pPr>
   </w:style>
-  <w:style w:customStyle="1" w:styleId="TitleChar" w:type="character">
+  <w:style w:type="character" w:customStyle="1" w:styleId="TitleChar">
     <w:name w:val="Title Char"/>
     <w:basedOn w:val="DefaultParagraphFont"/>
     <w:link w:val="Title"/>
     <w:uiPriority w:val="10"/>
     <w:rsid w:val="00A10FD9"/>
     <w:rPr>
-      <w:rFonts w:ascii="Calibri" w:cs="Calibri" w:eastAsia="Calibri" w:hAnsi="Calibri"/>
+      <w:rFonts w:ascii="Calibri" w:hAnsi="Calibri" w:eastAsia="Calibri" w:cs="Calibri"/>
       <w:sz w:val="56"/>
       <w:szCs w:val="56"/>
     </w:rPr>
   </w:style>
-  <w:style w:customStyle="1" w:styleId="SubtitleChar" w:type="character">
+  <w:style w:type="character" w:customStyle="1" w:styleId="SubtitleChar">
     <w:name w:val="Subtitle Char"/>
     <w:basedOn w:val="DefaultParagraphFont"/>
     <w:link w:val="Subtitle"/>
     <w:uiPriority w:val="11"/>
     <w:rsid w:val="00A10FD9"/>
     <w:rPr>
-      <w:rFonts w:ascii="Calibri" w:cs="Calibri" w:eastAsia="Calibri" w:hAnsi="Calibri"/>
-      <w:color w:themeColor="text1" w:themeTint="A6" w:val="595959"/>
+      <w:rFonts w:ascii="Calibri" w:hAnsi="Calibri" w:eastAsia="Calibri" w:cs="Calibri"/>
+      <w:color w:val="595959" w:themeColor="text1" w:themeTint="A6"/>
       <w:spacing w:val="15"/>
       <w:sz w:val="28"/>
       <w:szCs w:val="28"/>
     </w:rPr>
   </w:style>
-  <w:style w:customStyle="1" w:styleId="Author" w:type="paragraph">
+  <w:style w:type="paragraph" w:customStyle="1" w:styleId="Author">
     <w:name w:val="Author"/>
     <w:basedOn w:val="Title"/>
     <w:next w:val="BodyText"/>
@@ -4267,7 +4267,7 @@
       <w:szCs w:val="24"/>
     </w:rPr>
   </w:style>
-  <w:style w:customStyle="1" w:styleId="AbstractTitle" w:type="paragraph">
+  <w:style w:type="paragraph" w:customStyle="1" w:styleId="AbstractTitle">
     <w:name w:val="Abstract Title"/>
     <w:basedOn w:val="Normal"/>
     <w:next w:val="Abstract"/>
@@ -4275,7 +4275,7 @@
     <w:pPr>
       <w:keepNext/>
       <w:keepLines/>
-      <w:spacing w:after="0" w:before="300"/>
+      <w:spacing w:before="300" w:after="0"/>
       <w:jc w:val="center"/>
     </w:pPr>
     <w:rPr>
@@ -4284,7 +4284,7 @@
       <w:szCs w:val="20"/>
     </w:rPr>
   </w:style>
-  <w:style w:customStyle="1" w:styleId="Abstract" w:type="paragraph">
+  <w:style w:type="paragraph" w:customStyle="1" w:styleId="Abstract">
     <w:name w:val="Abstract"/>
     <w:basedOn w:val="Normal"/>
     <w:next w:val="BodyText"/>
@@ -4292,14 +4292,14 @@
     <w:pPr>
       <w:keepNext/>
       <w:keepLines/>
-      <w:spacing w:after="300" w:before="100"/>
+      <w:spacing w:before="100" w:after="300"/>
     </w:pPr>
     <w:rPr>
       <w:sz w:val="20"/>
       <w:szCs w:val="20"/>
     </w:rPr>
   </w:style>
-  <w:style w:styleId="Bibliography" w:type="paragraph">
+  <w:style w:type="paragraph" w:styleId="Bibliography">
     <w:name w:val="Bibliography"/>
     <w:basedOn w:val="Normal"/>
     <w:next w:val="Bibliography"/>
@@ -4307,7 +4307,7 @@
     <w:pPr/>
     <w:rPr/>
   </w:style>
-  <w:style w:styleId="Heading1" w:type="paragraph">
+  <w:style w:type="paragraph" w:styleId="Heading1">
     <w:name w:val="heading 1"/>
     <w:basedOn w:val="Normal"/>
     <w:next w:val="BodyText"/>
@@ -4319,17 +4319,17 @@
       <w:pageBreakBefore/>
       <w:keepNext/>
       <w:keepLines/>
-      <w:spacing w:after="80" w:before="360"/>
+      <w:spacing w:before="360" w:after="80"/>
       <w:outlineLvl w:val="0"/>
     </w:pPr>
     <w:rPr>
-      <w:rFonts w:ascii="Calibri" w:cs="Calibri" w:eastAsia="Calibri" w:hAnsi="Calibri"/>
+      <w:rFonts w:ascii="Calibri" w:hAnsi="Calibri" w:eastAsia="Calibri" w:cs="Calibri"/>
       <w:color w:val="1F4E79"/>
       <w:sz w:val="40"/>
       <w:szCs w:val="40"/>
     </w:rPr>
   </w:style>
-  <w:style w:styleId="Heading2" w:type="paragraph">
+  <w:style w:type="paragraph" w:styleId="Heading2">
     <w:name w:val="heading 2"/>
     <w:basedOn w:val="Normal"/>
     <w:next w:val="BodyText"/>
@@ -4342,17 +4342,17 @@
     <w:pPr>
       <w:keepNext/>
       <w:keepLines/>
-      <w:spacing w:after="80" w:before="160"/>
+      <w:spacing w:before="160" w:after="80"/>
       <w:outlineLvl w:val="1"/>
     </w:pPr>
     <w:rPr>
-      <w:rFonts w:ascii="Calibri" w:cs="Calibri" w:eastAsia="Calibri" w:hAnsi="Calibri"/>
+      <w:rFonts w:ascii="Calibri" w:hAnsi="Calibri" w:eastAsia="Calibri" w:cs="Calibri"/>
       <w:color w:val="1F4E79"/>
       <w:sz w:val="32"/>
       <w:szCs w:val="32"/>
     </w:rPr>
   </w:style>
-  <w:style w:styleId="Heading3" w:type="paragraph">
+  <w:style w:type="paragraph" w:styleId="Heading3">
     <w:name w:val="heading 3"/>
     <w:basedOn w:val="Normal"/>
     <w:next w:val="BodyText"/>
@@ -4365,17 +4365,17 @@
     <w:pPr>
       <w:keepNext/>
       <w:keepLines/>
-      <w:spacing w:after="80" w:before="160"/>
+      <w:spacing w:before="160" w:after="80"/>
       <w:outlineLvl w:val="2"/>
     </w:pPr>
     <w:rPr>
-      <w:rFonts w:ascii="Calibri" w:cs="Calibri" w:eastAsia="Calibri" w:hAnsi="Calibri"/>
+      <w:rFonts w:ascii="Calibri" w:hAnsi="Calibri" w:eastAsia="Calibri" w:cs="Calibri"/>
       <w:color w:val="1F4E79"/>
       <w:sz w:val="28"/>
       <w:szCs w:val="28"/>
     </w:rPr>
   </w:style>
-  <w:style w:styleId="Heading4" w:type="paragraph">
+  <w:style w:type="paragraph" w:styleId="Heading4">
     <w:name w:val="heading 4"/>
     <w:basedOn w:val="Normal"/>
     <w:next w:val="BodyText"/>
@@ -4388,17 +4388,17 @@
     <w:pPr>
       <w:keepNext/>
       <w:keepLines/>
-      <w:spacing w:after="40" w:before="80"/>
+      <w:spacing w:before="80" w:after="40"/>
       <w:outlineLvl w:val="3"/>
     </w:pPr>
     <w:rPr>
-      <w:rFonts w:ascii="Calibri" w:cs="Calibri" w:eastAsia="Calibri" w:hAnsi="Calibri"/>
+      <w:rFonts w:ascii="Calibri" w:hAnsi="Calibri" w:eastAsia="Calibri" w:cs="Calibri"/>
       <w:i/>
       <w:iCs/>
       <w:color w:val="1F4E79"/>
     </w:rPr>
   </w:style>
-  <w:style w:styleId="Heading5" w:type="paragraph">
+  <w:style w:type="paragraph" w:styleId="Heading5">
     <w:name w:val="heading 5"/>
     <w:basedOn w:val="Normal"/>
     <w:next w:val="BodyText"/>
@@ -4411,15 +4411,15 @@
     <w:pPr>
       <w:keepNext/>
       <w:keepLines/>
-      <w:spacing w:after="40" w:before="80"/>
+      <w:spacing w:before="80" w:after="40"/>
       <w:outlineLvl w:val="4"/>
     </w:pPr>
     <w:rPr>
-      <w:rFonts w:ascii="Calibri" w:cs="Calibri" w:eastAsia="Calibri" w:hAnsi="Calibri"/>
+      <w:rFonts w:ascii="Calibri" w:hAnsi="Calibri" w:eastAsia="Calibri" w:cs="Calibri"/>
       <w:color w:val="1F4E79"/>
     </w:rPr>
   </w:style>
-  <w:style w:styleId="Heading6" w:type="paragraph">
+  <w:style w:type="paragraph" w:styleId="Heading6">
     <w:name w:val="heading 6"/>
     <w:basedOn w:val="Normal"/>
     <w:next w:val="BodyText"/>
@@ -4432,17 +4432,17 @@
     <w:pPr>
       <w:keepNext/>
       <w:keepLines/>
-      <w:spacing w:after="0" w:before="40"/>
+      <w:spacing w:before="40" w:after="0"/>
       <w:outlineLvl w:val="5"/>
     </w:pPr>
     <w:rPr>
-      <w:rFonts w:ascii="Calibri" w:cs="Calibri" w:eastAsia="Calibri" w:hAnsi="Calibri"/>
+      <w:rFonts w:ascii="Calibri" w:hAnsi="Calibri" w:eastAsia="Calibri" w:cs="Calibri"/>
       <w:i/>
       <w:iCs/>
-      <w:color w:themeColor="text1" w:themeTint="A6" w:val="595959"/>
-    </w:rPr>
-  </w:style>
-  <w:style w:styleId="Heading7" w:type="paragraph">
+      <w:color w:val="595959" w:themeColor="text1" w:themeTint="A6"/>
+    </w:rPr>
+  </w:style>
+  <w:style w:type="paragraph" w:styleId="Heading7">
     <w:name w:val="heading 7"/>
     <w:basedOn w:val="Normal"/>
     <w:next w:val="BodyText"/>
@@ -4455,15 +4455,15 @@
     <w:pPr>
       <w:keepNext/>
       <w:keepLines/>
-      <w:spacing w:after="0" w:before="40"/>
+      <w:spacing w:before="40" w:after="0"/>
       <w:outlineLvl w:val="6"/>
     </w:pPr>
     <w:rPr>
-      <w:rFonts w:ascii="Calibri" w:cs="Calibri" w:eastAsia="Calibri" w:hAnsi="Calibri"/>
-      <w:color w:themeColor="text1" w:themeTint="A6" w:val="595959"/>
-    </w:rPr>
-  </w:style>
-  <w:style w:styleId="Heading8" w:type="paragraph">
+      <w:rFonts w:ascii="Calibri" w:hAnsi="Calibri" w:eastAsia="Calibri" w:cs="Calibri"/>
+      <w:color w:val="595959" w:themeColor="text1" w:themeTint="A6"/>
+    </w:rPr>
+  </w:style>
+  <w:style w:type="paragraph" w:styleId="Heading8">
     <w:name w:val="heading 8"/>
     <w:basedOn w:val="Normal"/>
     <w:next w:val="BodyText"/>
@@ -4480,13 +4480,13 @@
       <w:outlineLvl w:val="7"/>
     </w:pPr>
     <w:rPr>
-      <w:rFonts w:ascii="Calibri" w:cs="Calibri" w:eastAsia="Calibri" w:hAnsi="Calibri"/>
+      <w:rFonts w:ascii="Calibri" w:hAnsi="Calibri" w:eastAsia="Calibri" w:cs="Calibri"/>
       <w:i/>
       <w:iCs/>
-      <w:color w:themeColor="text1" w:themeTint="D8" w:val="272727"/>
-    </w:rPr>
-  </w:style>
-  <w:style w:styleId="Heading9" w:type="paragraph">
+      <w:color w:val="272727" w:themeColor="text1" w:themeTint="D8"/>
+    </w:rPr>
+  </w:style>
+  <w:style w:type="paragraph" w:styleId="Heading9">
     <w:name w:val="heading 9"/>
     <w:basedOn w:val="Normal"/>
     <w:next w:val="BodyText"/>
@@ -4503,24 +4503,24 @@
       <w:outlineLvl w:val="8"/>
     </w:pPr>
     <w:rPr>
-      <w:rFonts w:ascii="Calibri" w:cs="Calibri" w:eastAsia="Calibri" w:hAnsi="Calibri"/>
-      <w:color w:themeColor="text1" w:themeTint="D8" w:val="272727"/>
-    </w:rPr>
-  </w:style>
-  <w:style w:customStyle="1" w:styleId="Heading1Char" w:type="character">
+      <w:rFonts w:ascii="Calibri" w:hAnsi="Calibri" w:eastAsia="Calibri" w:cs="Calibri"/>
+      <w:color w:val="272727" w:themeColor="text1" w:themeTint="D8"/>
+    </w:rPr>
+  </w:style>
+  <w:style w:type="character" w:customStyle="1" w:styleId="Heading1Char">
     <w:name w:val="Heading 1 Char"/>
     <w:basedOn w:val="DefaultParagraphFont"/>
     <w:link w:val="Heading1"/>
     <w:uiPriority w:val="9"/>
     <w:rsid w:val="00A10FD9"/>
     <w:rPr>
-      <w:rFonts w:ascii="Calibri" w:cs="Calibri" w:eastAsia="Calibri" w:hAnsi="Calibri"/>
+      <w:rFonts w:ascii="Calibri" w:hAnsi="Calibri" w:eastAsia="Calibri" w:cs="Calibri"/>
       <w:color w:val="1F4E79"/>
       <w:sz w:val="40"/>
       <w:szCs w:val="40"/>
     </w:rPr>
   </w:style>
-  <w:style w:customStyle="1" w:styleId="Heading2Char" w:type="character">
+  <w:style w:type="character" w:customStyle="1" w:styleId="Heading2Char">
     <w:name w:val="Heading 2 Char"/>
     <w:basedOn w:val="DefaultParagraphFont"/>
     <w:link w:val="Heading2"/>
@@ -4528,13 +4528,13 @@
     <w:semiHidden/>
     <w:rsid w:val="00A10FD9"/>
     <w:rPr>
-      <w:rFonts w:ascii="Calibri" w:cs="Calibri" w:eastAsia="Calibri" w:hAnsi="Calibri"/>
+      <w:rFonts w:ascii="Calibri" w:hAnsi="Calibri" w:eastAsia="Calibri" w:cs="Calibri"/>
       <w:color w:val="1F4E79"/>
       <w:sz w:val="32"/>
       <w:szCs w:val="32"/>
     </w:rPr>
   </w:style>
-  <w:style w:customStyle="1" w:styleId="Heading3Char" w:type="character">
+  <w:style w:type="character" w:customStyle="1" w:styleId="Heading3Char">
     <w:name w:val="Heading 3 Char"/>
     <w:basedOn w:val="DefaultParagraphFont"/>
     <w:link w:val="Heading3"/>
@@ -4542,13 +4542,13 @@
     <w:semiHidden/>
     <w:rsid w:val="00A10FD9"/>
     <w:rPr>
-      <w:rFonts w:ascii="Calibri" w:cs="Calibri" w:eastAsia="Calibri" w:hAnsi="Calibri"/>
+      <w:rFonts w:ascii="Calibri" w:hAnsi="Calibri" w:eastAsia="Calibri" w:cs="Calibri"/>
       <w:color w:val="1F4E79"/>
       <w:sz w:val="28"/>
       <w:szCs w:val="28"/>
     </w:rPr>
   </w:style>
-  <w:style w:customStyle="1" w:styleId="Heading4Char" w:type="character">
+  <w:style w:type="character" w:customStyle="1" w:styleId="Heading4Char">
     <w:name w:val="Heading 4 Char"/>
     <w:basedOn w:val="DefaultParagraphFont"/>
     <w:link w:val="Heading4"/>
@@ -4556,13 +4556,13 @@
     <w:semiHidden/>
     <w:rsid w:val="00A10FD9"/>
     <w:rPr>
-      <w:rFonts w:ascii="Calibri" w:cs="Calibri" w:eastAsia="Calibri" w:hAnsi="Calibri"/>
+      <w:rFonts w:ascii="Calibri" w:hAnsi="Calibri" w:eastAsia="Calibri" w:cs="Calibri"/>
       <w:i/>
       <w:iCs/>
       <w:color w:val="1F4E79"/>
     </w:rPr>
   </w:style>
-  <w:style w:customStyle="1" w:styleId="Heading5Char" w:type="character">
+  <w:style w:type="character" w:customStyle="1" w:styleId="Heading5Char">
     <w:name w:val="Heading 5 Char"/>
     <w:basedOn w:val="DefaultParagraphFont"/>
     <w:link w:val="Heading5"/>
@@ -4570,11 +4570,11 @@
     <w:semiHidden/>
     <w:rsid w:val="00A10FD9"/>
     <w:rPr>
-      <w:rFonts w:ascii="Calibri" w:cs="Calibri" w:eastAsia="Calibri" w:hAnsi="Calibri"/>
+      <w:rFonts w:ascii="Calibri" w:hAnsi="Calibri" w:eastAsia="Calibri" w:cs="Calibri"/>
       <w:color w:val="1F4E79"/>
     </w:rPr>
   </w:style>
-  <w:style w:customStyle="1" w:styleId="Heading6Char" w:type="character">
+  <w:style w:type="character" w:customStyle="1" w:styleId="Heading6Char">
     <w:name w:val="Heading 6 Char"/>
     <w:basedOn w:val="DefaultParagraphFont"/>
     <w:link w:val="Heading6"/>
@@ -4582,13 +4582,13 @@
     <w:semiHidden/>
     <w:rsid w:val="00A10FD9"/>
     <w:rPr>
-      <w:rFonts w:ascii="Calibri" w:cs="Calibri" w:eastAsia="Calibri" w:hAnsi="Calibri"/>
+      <w:rFonts w:ascii="Calibri" w:hAnsi="Calibri" w:eastAsia="Calibri" w:cs="Calibri"/>
       <w:i/>
       <w:iCs/>
-      <w:color w:themeColor="text1" w:themeTint="A6" w:val="595959"/>
-    </w:rPr>
-  </w:style>
-  <w:style w:customStyle="1" w:styleId="Heading7Char" w:type="character">
+      <w:color w:val="595959" w:themeColor="text1" w:themeTint="A6"/>
+    </w:rPr>
+  </w:style>
+  <w:style w:type="character" w:customStyle="1" w:styleId="Heading7Char">
     <w:name w:val="Heading 7 Char"/>
     <w:basedOn w:val="DefaultParagraphFont"/>
     <w:link w:val="Heading7"/>
@@ -4596,11 +4596,11 @@
     <w:semiHidden/>
     <w:rsid w:val="00A10FD9"/>
     <w:rPr>
-      <w:rFonts w:ascii="Calibri" w:cs="Calibri" w:eastAsia="Calibri" w:hAnsi="Calibri"/>
-      <w:color w:themeColor="text1" w:themeTint="A6" w:val="595959"/>
-    </w:rPr>
-  </w:style>
-  <w:style w:customStyle="1" w:styleId="Heading8Char" w:type="character">
+      <w:rFonts w:ascii="Calibri" w:hAnsi="Calibri" w:eastAsia="Calibri" w:cs="Calibri"/>
+      <w:color w:val="595959" w:themeColor="text1" w:themeTint="A6"/>
+    </w:rPr>
+  </w:style>
+  <w:style w:type="character" w:customStyle="1" w:styleId="Heading8Char">
     <w:name w:val="Heading 8 Char"/>
     <w:basedOn w:val="DefaultParagraphFont"/>
     <w:link w:val="Heading8"/>
@@ -4608,13 +4608,13 @@
     <w:semiHidden/>
     <w:rsid w:val="00A10FD9"/>
     <w:rPr>
-      <w:rFonts w:ascii="Calibri" w:cs="Calibri" w:eastAsia="Calibri" w:hAnsi="Calibri"/>
+      <w:rFonts w:ascii="Calibri" w:hAnsi="Calibri" w:eastAsia="Calibri" w:cs="Calibri"/>
       <w:i/>
       <w:iCs/>
-      <w:color w:themeColor="text1" w:themeTint="D8" w:val="272727"/>
-    </w:rPr>
-  </w:style>
-  <w:style w:customStyle="1" w:styleId="Heading9Char" w:type="character">
+      <w:color w:val="272727" w:themeColor="text1" w:themeTint="D8"/>
+    </w:rPr>
+  </w:style>
+  <w:style w:type="character" w:customStyle="1" w:styleId="Heading9Char">
     <w:name w:val="Heading 9 Char"/>
     <w:basedOn w:val="DefaultParagraphFont"/>
     <w:link w:val="Heading9"/>
@@ -4622,11 +4622,11 @@
     <w:semiHidden/>
     <w:rsid w:val="00A10FD9"/>
     <w:rPr>
-      <w:rFonts w:ascii="Calibri" w:cs="Calibri" w:eastAsia="Calibri" w:hAnsi="Calibri"/>
-      <w:color w:themeColor="text1" w:themeTint="D8" w:val="272727"/>
-    </w:rPr>
-  </w:style>
-  <w:style w:styleId="BlockText" w:type="paragraph">
+      <w:rFonts w:ascii="Calibri" w:hAnsi="Calibri" w:eastAsia="Calibri" w:cs="Calibri"/>
+      <w:color w:val="272727" w:themeColor="text1" w:themeTint="D8"/>
+    </w:rPr>
+  </w:style>
+  <w:style w:type="paragraph" w:styleId="BlockText">
     <w:name w:val="Block Text"/>
     <w:basedOn w:val="BodyText"/>
     <w:next w:val="BodyText"/>
@@ -4634,11 +4634,11 @@
     <w:unhideWhenUsed/>
     <w:qFormat/>
     <w:pPr>
-      <w:spacing w:after="100" w:before="100"/>
+      <w:spacing w:before="100" w:after="100"/>
       <w:ind w:firstLine="0" w:left="480" w:right="480"/>
     </w:pPr>
   </w:style>
-  <w:style w:styleId="FootnoteText" w:type="paragraph">
+  <w:style w:type="paragraph" w:styleId="FootnoteText">
     <w:name w:val="Footnote Text"/>
     <w:basedOn w:val="Normal"/>
     <w:next w:val="FootnoteText"/>
@@ -4646,7 +4646,7 @@
     <w:unhideWhenUsed/>
     <w:qFormat/>
   </w:style>
-  <w:style w:styleId="FootnoteBlockText" w:type="paragraph">
+  <w:style w:type="paragraph" w:styleId="FootnoteBlockText">
     <w:name w:val="Footnote Block Text"/>
     <w:basedOn w:val="FootnoteText"/>
     <w:next w:val="FootnoteText"/>
@@ -4654,16 +4654,16 @@
     <w:unhideWhenUsed/>
     <w:qFormat/>
     <w:pPr>
-      <w:spacing w:after="100" w:before="100"/>
+      <w:spacing w:before="100" w:after="100"/>
       <w:ind w:firstLine="0" w:left="480" w:right="480"/>
     </w:pPr>
   </w:style>
-  <w:style w:default="1" w:styleId="DefaultParagraphFont" w:type="character">
+  <w:style w:type="character" w:default="1" w:styleId="DefaultParagraphFont">
     <w:name w:val="Default Paragraph Font"/>
     <w:semiHidden/>
     <w:unhideWhenUsed/>
   </w:style>
-  <w:style w:customStyle="1" w:styleId="DefinitionTerm" w:type="paragraph">
+  <w:style w:type="paragraph" w:customStyle="1" w:styleId="DefinitionTerm">
     <w:name w:val="Definition Term"/>
     <w:basedOn w:val="Normal"/>
     <w:next w:val="Definition"/>
@@ -4676,67 +4676,67 @@
       <w:b/>
     </w:rPr>
   </w:style>
-  <w:style w:customStyle="1" w:styleId="Definition" w:type="paragraph">
+  <w:style w:type="paragraph" w:customStyle="1" w:styleId="Definition">
     <w:name w:val="Definition"/>
     <w:basedOn w:val="Normal"/>
   </w:style>
-  <w:style w:styleId="Caption" w:type="paragraph">
+  <w:style w:type="paragraph" w:styleId="Caption">
     <w:name w:val="Caption"/>
     <w:basedOn w:val="Normal"/>
     <w:link w:val="BodyTextChar"/>
     <w:pPr>
-      <w:spacing w:after="120" w:before="0"/>
+      <w:spacing w:before="0" w:after="120"/>
     </w:pPr>
     <w:rPr>
       <w:i/>
     </w:rPr>
   </w:style>
-  <w:style w:customStyle="1" w:styleId="TableCaption" w:type="paragraph">
+  <w:style w:type="paragraph" w:customStyle="1" w:styleId="TableCaption">
     <w:name w:val="Table Caption"/>
     <w:basedOn w:val="Caption"/>
     <w:pPr>
       <w:keepNext/>
     </w:pPr>
   </w:style>
-  <w:style w:customStyle="1" w:styleId="ImageCaption" w:type="paragraph">
+  <w:style w:type="paragraph" w:customStyle="1" w:styleId="ImageCaption">
     <w:name w:val="Image Caption"/>
     <w:basedOn w:val="Caption"/>
   </w:style>
-  <w:style w:customStyle="1" w:styleId="Figure" w:type="paragraph">
+  <w:style w:type="paragraph" w:customStyle="1" w:styleId="Figure">
     <w:name w:val="Figure"/>
     <w:basedOn w:val="Normal"/>
   </w:style>
-  <w:style w:customStyle="1" w:styleId="CaptionedFigure" w:type="paragraph">
+  <w:style w:type="paragraph" w:customStyle="1" w:styleId="CaptionedFigure">
     <w:name w:val="Captioned Figure"/>
     <w:basedOn w:val="Figure"/>
     <w:pPr>
       <w:keepNext/>
     </w:pPr>
   </w:style>
-  <w:style w:customStyle="1" w:styleId="BodyTextChar" w:type="character">
+  <w:style w:type="character" w:customStyle="1" w:styleId="BodyTextChar">
     <w:name w:val="Body Text Char"/>
     <w:basedOn w:val="DefaultParagraphFont"/>
     <w:link w:val="BodyText"/>
   </w:style>
-  <w:style w:customStyle="1" w:styleId="SectionNumber" w:type="character">
+  <w:style w:type="character" w:customStyle="1" w:styleId="SectionNumber">
     <w:name w:val="Section Number"/>
     <w:basedOn w:val="BodyTextChar"/>
   </w:style>
-  <w:style w:styleId="FootnoteReference" w:type="character">
+  <w:style w:type="character" w:styleId="FootnoteReference">
     <w:name w:val="Footnote Reference"/>
     <w:basedOn w:val="BodyTextChar"/>
     <w:rPr>
       <w:vertAlign w:val="superscript"/>
     </w:rPr>
   </w:style>
-  <w:style w:styleId="Hyperlink" w:type="character">
+  <w:style w:type="character" w:styleId="Hyperlink">
     <w:name w:val="Hyperlink"/>
     <w:basedOn w:val="BodyTextChar"/>
     <w:rPr>
-      <w:color w:themeColor="accent1" w:val="4F81BD"/>
-    </w:rPr>
-  </w:style>
-  <w:style w:styleId="TOCHeading" w:type="paragraph">
+      <w:color w:val="4F81BD" w:themeColor="accent1"/>
+    </w:rPr>
+  </w:style>
+  <w:style w:type="paragraph" w:styleId="TOCHeading">
     <w:name w:val="TOC Heading"/>
     <w:basedOn w:val="Heading1"/>
     <w:next w:val="BodyText"/>
@@ -4748,84 +4748,83 @@
       <w:outlineLvl w:val="9"/>
     </w:pPr>
     <w:rPr>
-      <w:rFonts w:ascii="Calibri" w:cs="Calibri" w:eastAsia="Calibri" w:hAnsi="Calibri"/>
+      <w:rFonts w:ascii="Calibri" w:hAnsi="Calibri" w:eastAsia="Calibri" w:cs="Calibri"/>
       <w:b w:val="0"/>
       <w:bCs w:val="0"/>
-      <w:color w:themeColor="accent1" w:themeShade="BF" w:val="365F91"/>
-    </w:rPr>
-  </w:style>
-  <w:style w:customStyle="1" w:styleId="KeepWithNext" w:type="paragraph">
+      <w:color w:val="365F91" w:themeColor="accent1" w:themeShade="BF"/>
+    </w:rPr>
+  </w:style>
+  <w:style w:type="character" w:customStyle="1" w:styleId="VerbatimChar">
+    <w:name w:val="Verbatim Char"/>
+    <w:basedOn w:val="BodyTextChar"/>
+    <w:rPr>
+      <w:rFonts w:ascii="Consolas" w:hAnsi="Consolas" w:cs="Consolas"/>
+      <w:color w:val="1A4D80"/>
+      <w:sz w:val="19"/>
+      <w:szCs w:val="19"/>
+    </w:rPr>
+  </w:style>
+  <w:style w:type="paragraph" w:styleId="Title">
+    <w:name w:val="Title"/>
+    <w:basedOn w:val="Normal"/>
+    <w:next w:val="BodyText"/>
+    <w:qFormat/>
+    <w:pPr>
+      <w:spacing w:before="0" w:after="60"/>
+    </w:pPr>
+    <w:rPr>
+      <w:b/>
+      <w:color w:val="1F4E79"/>
+      <w:sz w:val="48"/>
+      <w:szCs w:val="48"/>
+    </w:rPr>
+  </w:style>
+  <w:style w:type="paragraph" w:customStyle="1" w:styleId="SourceCode">
+    <w:name w:val="Source Code"/>
+    <w:basedOn w:val="Normal"/>
+    <w:link w:val="VerbatimChar"/>
+    <w:pPr>
+      <w:keepLines/>
+      <w:pBdr>
+        <w:top w:val="single" w:sz="4" w:space="4" w:color="C9D8E8"/>
+        <w:left w:val="single" w:sz="4" w:space="4" w:color="C9D8E8"/>
+        <w:bottom w:val="single" w:sz="4" w:space="4" w:color="C9D8E8"/>
+        <w:right w:val="single" w:sz="4" w:space="4" w:color="C9D8E8"/>
+      </w:pBdr>
+      <w:shd w:val="clear" w:color="auto" w:fill="F8FAFC"/>
+      <w:spacing w:before="0" w:after="0" w:line="240" w:lineRule="auto"/>
+      <w:ind w:left="100" w:right="100"/>
+    </w:pPr>
+  </w:style>
+  <w:style w:type="paragraph" w:customStyle="1" w:styleId="ScreenshotCaption">
+    <w:name w:val="Screenshot Caption"/>
+    <w:basedOn w:val="Normal"/>
+    <w:next w:val="BodyText"/>
+    <w:pPr>
+      <w:jc w:val="center"/>
+      <w:spacing w:before="0" w:after="240"/>
+    </w:pPr>
+    <w:rPr>
+      <w:i/>
+      <w:color w:val="5B6B7A"/>
+      <w:sz w:val="19"/>
+      <w:szCs w:val="19"/>
+    </w:rPr>
+  </w:style>
+  <w:style w:type="paragraph" w:customStyle="1" w:styleId="KeepWithNext">
     <w:name w:val="Keep With Next"/>
     <w:basedOn w:val="BodyText"/>
     <w:pPr>
       <w:keepNext/>
     </w:pPr>
   </w:style>
-  <w:style w:customStyle="1" w:styleId="BookSubtitle" w:type="paragraph">
-    <w:name w:val="Book Subtitle"/>
-    <w:basedOn w:val="Normal"/>
-    <w:pPr>
-      <w:jc w:val="center"/>
-      <w:spacing w:after="480" w:before="0"/>
-    </w:pPr>
-    <w:rPr>
-      <w:i/>
-      <w:color w:val="2D3B47"/>
-      <w:sz w:val="30"/>
-      <w:szCs w:val="30"/>
-    </w:rPr>
-  </w:style>
-  <w:style w:customStyle="1" w:styleId="BookTitle" w:type="paragraph">
-    <w:name w:val="Book Title"/>
-    <w:basedOn w:val="Normal"/>
-    <w:pPr>
-      <w:jc w:val="center"/>
-      <w:spacing w:after="120" w:before="240"/>
-    </w:pPr>
-    <w:rPr>
-      <w:b/>
-      <w:color w:val="1F4E79"/>
-      <w:sz w:val="64"/>
-      <w:szCs w:val="64"/>
-    </w:rPr>
-  </w:style>
-  <w:style w:customStyle="1" w:styleId="HeadingCode" w:type="character">
-    <w:name w:val="Heading Code"/>
-    <w:basedOn w:val="DefaultParagraphFont"/>
-    <w:rPr>
-      <w:rFonts w:ascii="Consolas" w:cs="Consolas" w:hAnsi="Consolas"/>
-    </w:rPr>
-  </w:style>
-  <w:style w:styleId="Title" w:type="paragraph">
-    <w:name w:val="Title"/>
-    <w:basedOn w:val="Normal"/>
-    <w:next w:val="BodyText"/>
-    <w:qFormat/>
-    <w:pPr>
-      <w:spacing w:after="60" w:before="0"/>
-    </w:pPr>
-    <w:rPr>
-      <w:b/>
-      <w:color w:val="1F4E79"/>
-      <w:sz w:val="48"/>
-      <w:szCs w:val="48"/>
-    </w:rPr>
-  </w:style>
-  <w:style w:customStyle="1" w:styleId="BookCover" w:type="paragraph">
-    <w:name w:val="Book Cover"/>
-    <w:basedOn w:val="Normal"/>
-    <w:pPr>
-      <w:jc w:val="center"/>
-      <w:spacing w:after="360" w:before="720"/>
-    </w:pPr>
-  </w:style>
-  <w:style w:styleId="Subtitle" w:type="paragraph">
+  <w:style w:type="paragraph" w:styleId="Subtitle">
     <w:name w:val="Subtitle"/>
     <w:basedOn w:val="Normal"/>
     <w:next w:val="BodyText"/>
     <w:qFormat/>
     <w:pPr>
-      <w:spacing w:after="60" w:before="0"/>
+      <w:spacing w:before="0" w:after="60"/>
     </w:pPr>
     <w:rPr>
       <w:i/>
@@ -4834,28 +4833,89 @@
       <w:szCs w:val="28"/>
     </w:rPr>
   </w:style>
-  <w:style w:default="1" w:styleId="Table" w:type="table">
+  <w:style w:type="paragraph" w:customStyle="1" w:styleId="BookSubtitle">
+    <w:name w:val="Book Subtitle"/>
+    <w:basedOn w:val="Normal"/>
+    <w:pPr>
+      <w:jc w:val="center"/>
+      <w:spacing w:before="0" w:after="480"/>
+    </w:pPr>
+    <w:rPr>
+      <w:i/>
+      <w:color w:val="2D3B47"/>
+      <w:sz w:val="30"/>
+      <w:szCs w:val="30"/>
+    </w:rPr>
+  </w:style>
+  <w:style w:type="paragraph" w:customStyle="1" w:styleId="Date">
+    <w:name w:val="Date"/>
+    <w:basedOn w:val="Normal"/>
+    <w:next w:val="BodyText"/>
+    <w:qFormat/>
+    <w:pPr>
+      <w:pBdr>
+        <w:bottom w:val="single" w:sz="8" w:space="6" w:color="1F4E79"/>
+      </w:pBdr>
+      <w:spacing w:before="0" w:after="240"/>
+    </w:pPr>
+    <w:rPr>
+      <w:b/>
+      <w:caps/>
+      <w:color w:val="5B6B7A"/>
+      <w:spacing w:val="10"/>
+      <w:sz w:val="18"/>
+      <w:szCs w:val="18"/>
+    </w:rPr>
+  </w:style>
+  <w:style w:type="paragraph" w:customStyle="1" w:styleId="BookTitle">
+    <w:name w:val="Book Title"/>
+    <w:basedOn w:val="Normal"/>
+    <w:pPr>
+      <w:jc w:val="center"/>
+      <w:spacing w:before="240" w:after="120"/>
+    </w:pPr>
+    <w:rPr>
+      <w:b/>
+      <w:color w:val="1F4E79"/>
+      <w:sz w:val="64"/>
+      <w:szCs w:val="64"/>
+    </w:rPr>
+  </w:style>
+  <w:style w:type="paragraph" w:customStyle="1" w:styleId="BookByline">
+    <w:name w:val="Book Byline"/>
+    <w:basedOn w:val="Normal"/>
+    <w:pPr>
+      <w:jc w:val="center"/>
+      <w:spacing w:before="0" w:after="60"/>
+    </w:pPr>
+    <w:rPr>
+      <w:color w:val="5B6B7A"/>
+      <w:sz w:val="24"/>
+      <w:szCs w:val="24"/>
+    </w:rPr>
+  </w:style>
+  <w:style w:type="table" w:default="1" w:styleId="Table">
     <w:name w:val="Table"/>
     <w:basedOn w:val="TableNormal"/>
     <w:qFormat/>
     <w:pPr>
-      <w:spacing w:after="40" w:before="40"/>
+      <w:spacing w:before="40" w:after="40"/>
     </w:pPr>
     <w:tblPr>
-      <w:tblInd w:type="dxa" w:w="0"/>
+      <w:tblInd w:w="0" w:type="dxa"/>
       <w:tblBorders>
-        <w:top w:color="C9D8E8" w:space="0" w:sz="4" w:val="single"/>
-        <w:left w:color="C9D8E8" w:space="0" w:sz="4" w:val="single"/>
-        <w:bottom w:color="C9D8E8" w:space="0" w:sz="4" w:val="single"/>
-        <w:right w:color="C9D8E8" w:space="0" w:sz="4" w:val="single"/>
-        <w:insideH w:color="C9D8E8" w:space="0" w:sz="4" w:val="single"/>
-        <w:insideV w:color="C9D8E8" w:space="0" w:sz="4" w:val="single"/>
+        <w:top w:val="single" w:sz="4" w:space="0" w:color="C9D8E8"/>
+        <w:left w:val="single" w:sz="4" w:space="0" w:color="C9D8E8"/>
+        <w:bottom w:val="single" w:sz="4" w:space="0" w:color="C9D8E8"/>
+        <w:right w:val="single" w:sz="4" w:space="0" w:color="C9D8E8"/>
+        <w:insideH w:val="single" w:sz="4" w:space="0" w:color="C9D8E8"/>
+        <w:insideV w:val="single" w:sz="4" w:space="0" w:color="C9D8E8"/>
       </w:tblBorders>
       <w:tblCellMar>
-        <w:top w:type="dxa" w:w="60"/>
-        <w:left w:type="dxa" w:w="108"/>
-        <w:bottom w:type="dxa" w:w="60"/>
-        <w:right w:type="dxa" w:w="108"/>
+        <w:top w:w="60" w:type="dxa"/>
+        <w:left w:w="108" w:type="dxa"/>
+        <w:bottom w:w="60" w:type="dxa"/>
+        <w:right w:w="108" w:type="dxa"/>
       </w:tblCellMar>
     </w:tblPr>
     <w:tblStylePr w:type="firstRow">
@@ -4864,93 +4924,33 @@
         <w:color w:val="3D556F"/>
       </w:rPr>
       <w:tcPr>
-        <w:shd w:color="auto" w:fill="E5EDF5" w:val="clear"/>
+        <w:shd w:val="clear" w:color="auto" w:fill="E5EDF5"/>
       </w:tcPr>
     </w:tblStylePr>
   </w:style>
-  <w:style w:customStyle="1" w:styleId="ScreenshotCaption" w:type="paragraph">
-    <w:name w:val="Screenshot Caption"/>
-    <w:basedOn w:val="Normal"/>
-    <w:next w:val="BodyText"/>
-    <w:pPr>
-      <w:jc w:val="center"/>
-      <w:spacing w:after="240" w:before="0"/>
-    </w:pPr>
-    <w:rPr>
-      <w:i/>
-      <w:color w:val="5B6B7A"/>
-      <w:sz w:val="19"/>
-      <w:szCs w:val="19"/>
-    </w:rPr>
-  </w:style>
-  <w:style w:customStyle="1" w:styleId="BookByline" w:type="paragraph">
-    <w:name w:val="Book Byline"/>
+  <w:style w:type="paragraph" w:customStyle="1" w:styleId="BookCover">
+    <w:name w:val="Book Cover"/>
     <w:basedOn w:val="Normal"/>
     <w:pPr>
       <w:jc w:val="center"/>
-      <w:spacing w:after="60" w:before="0"/>
+      <w:spacing w:before="720" w:after="360"/>
     </w:pPr>
-    <w:rPr>
-      <w:color w:val="5B6B7A"/>
-      <w:sz w:val="24"/>
-      <w:szCs w:val="24"/>
-    </w:rPr>
-  </w:style>
-  <w:style w:customStyle="1" w:styleId="Screenshot" w:type="paragraph">
+  </w:style>
+  <w:style w:type="paragraph" w:customStyle="1" w:styleId="Screenshot">
     <w:name w:val="Screenshot"/>
     <w:basedOn w:val="Normal"/>
     <w:next w:val="ScreenshotCaption"/>
     <w:pPr>
       <w:keepNext/>
       <w:jc w:val="center"/>
-      <w:spacing w:after="40" w:before="160"/>
+      <w:spacing w:before="160" w:after="40"/>
     </w:pPr>
   </w:style>
-  <w:style w:customStyle="1" w:styleId="SourceCode" w:type="paragraph">
-    <w:name w:val="Source Code"/>
-    <w:basedOn w:val="Normal"/>
-    <w:link w:val="VerbatimChar"/>
-    <w:pPr>
-      <w:keepLines/>
-      <w:pBdr>
-        <w:top w:color="C9D8E8" w:space="4" w:sz="4" w:val="single"/>
-        <w:left w:color="C9D8E8" w:space="4" w:sz="4" w:val="single"/>
-        <w:bottom w:color="C9D8E8" w:space="4" w:sz="4" w:val="single"/>
-        <w:right w:color="C9D8E8" w:space="4" w:sz="4" w:val="single"/>
-      </w:pBdr>
-      <w:shd w:color="auto" w:fill="F8FAFC" w:val="clear"/>
-      <w:spacing w:after="0" w:before="0" w:line="240" w:lineRule="auto"/>
-      <w:ind w:left="100" w:right="100"/>
-    </w:pPr>
-  </w:style>
-  <w:style w:customStyle="1" w:styleId="Date" w:type="paragraph">
-    <w:name w:val="Date"/>
-    <w:basedOn w:val="Normal"/>
-    <w:next w:val="BodyText"/>
-    <w:qFormat/>
-    <w:pPr>
-      <w:pBdr>
-        <w:bottom w:color="1F4E79" w:space="6" w:sz="8" w:val="single"/>
-      </w:pBdr>
-      <w:spacing w:after="240" w:before="0"/>
-    </w:pPr>
-    <w:rPr>
-      <w:b/>
-      <w:caps/>
-      <w:color w:val="5B6B7A"/>
-      <w:spacing w:val="10"/>
-      <w:sz w:val="18"/>
-      <w:szCs w:val="18"/>
-    </w:rPr>
-  </w:style>
-  <w:style w:customStyle="1" w:styleId="VerbatimChar" w:type="character">
-    <w:name w:val="Verbatim Char"/>
-    <w:basedOn w:val="BodyTextChar"/>
-    <w:rPr>
-      <w:rFonts w:ascii="Consolas" w:cs="Consolas" w:hAnsi="Consolas"/>
-      <w:color w:val="1A4D80"/>
-      <w:sz w:val="19"/>
-      <w:szCs w:val="19"/>
+  <w:style w:type="character" w:customStyle="1" w:styleId="HeadingCode">
+    <w:name w:val="Heading Code"/>
+    <w:basedOn w:val="DefaultParagraphFont"/>
+    <w:rPr>
+      <w:rFonts w:ascii="Consolas" w:hAnsi="Consolas" w:cs="Consolas"/>
     </w:rPr>
   </w:style>
   <w:style w:type="character" w:customStyle="1" w:styleId="KeywordTok">
